--- a/LLDD/word/Jobs/LLDD-BE-Job-6-ExportImpactStoreToFS.docx
+++ b/LLDD/word/Jobs/LLDD-BE-Job-6-ExportImpactStoreToFS.docx
@@ -1541,7 +1541,16 @@
         <w:t>@Cron</w:t>
       </w:r>
       <w:r>
-        <w:t xml:space="preserve">) · ทุก job ถูกบันทึกลง </w:t>
+        <w:t xml:space="preserve">) — </w:t>
+      </w:r>
+      <w:r>
+        <w:rPr>
+          <w:b/>
+        </w:rPr>
+        <w:t>ยกเว้น job ที่เป็น event-driven (ดูหัวข้อ Config Schema ของ job นั้น) ซึ่งห้ามตั้ง schedule</w:t>
+      </w:r>
+      <w:r>
+        <w:t xml:space="preserve"> · ทุก job ถูกบันทึกลง </w:t>
       </w:r>
       <w:r>
         <w:rPr>
@@ -10638,7 +10647,7 @@
                 <w:rFonts w:ascii="Arial" w:hAnsi="Arial" w:eastAsia="Arial" w:cs="Tahoma"/>
                 <w:sz w:val="18"/>
               </w:rPr>
-              <w:t>ไม่มีตาราง job_run_histories แล้ว · ไฟล์/ACK ดูที่ sgi_interface_transactions</w:t>
+              <w:t>ไม่มีตาราง job_run_histories แล้ว · ผลการรับส่งไฟล์/ข้อความดูที่ sgi_interface_transactions</w:t>
             </w:r>
           </w:p>
         </w:tc>
@@ -11569,16 +11578,34 @@
         <w:t>publishMessage</w:t>
       </w:r>
       <w:r>
-        <w:t xml:space="preserve"> เป็น fire-and-forget ไม่มี publisher confirm/outbox — งานที่ต้องการ </w:t>
+        <w:t xml:space="preserve"> เป็น fire-and-forget </w:t>
       </w:r>
       <w:r>
         <w:rPr>
           <w:b/>
         </w:rPr>
-        <w:t>transactional outbox + ACK</w:t>
+        <w:t>ไม่มี publisher confirm และไม่มี outbox</w:t>
       </w:r>
       <w:r>
-        <w:t xml:space="preserve"> (Job 6) ต้องสร้างกลไกเพิ่ม ไม่ใช่ reuse ตรง ๆ (4) ยังไม่มี entity/ตาราง </w:t>
+        <w:t xml:space="preserve"> — งานที่ต้องการ </w:t>
+      </w:r>
+      <w:r>
+        <w:rPr>
+          <w:b/>
+        </w:rPr>
+        <w:t>transactional outbox + publisher confirm</w:t>
+      </w:r>
+      <w:r>
+        <w:t xml:space="preserve"> (Job 6 · และ </w:t>
+      </w:r>
+      <w:r>
+        <w:rPr>
+          <w:rFonts w:ascii="Courier New" w:hAnsi="Courier New" w:eastAsia="Courier New" w:cs="Tahoma"/>
+        </w:rPr>
+        <w:t>sgi_reflow</w:t>
+      </w:r>
+      <w:r>
+        <w:t xml:space="preserve"> ฝั่ง BE) ต้องสร้างกลไกเพิ่มเอง ไม่ใช่ reuse ได้เลย · ⚠️ ไม่มี ACK ระดับธุรกิจให้รอ (มติ 2026-09-08 ข้อ 2.13) (4) ยังไม่มี entity/ตาราง </w:t>
       </w:r>
       <w:r>
         <w:rPr>

--- a/LLDD/word/Jobs/LLDD-BE-Job-6-ExportImpactStoreToFS.docx
+++ b/LLDD/word/Jobs/LLDD-BE-Job-6-ExportImpactStoreToFS.docx
@@ -4378,7 +4378,25 @@
     <w:p/>
     <w:p>
       <w:r>
-        <w:t>Line ranges refer to the legacy Java implementation under /Users/bank_mac/gosoft/java/SBP/fcsJar. Use these ranges to preserve business behavior while implementing the target Node job.</w:t>
+        <w:t xml:space="preserve">Line ranges refer to the legacy Java implementation under </w:t>
+      </w:r>
+      <w:r>
+        <w:rPr>
+          <w:rFonts w:ascii="Courier New" w:hAnsi="Courier New" w:eastAsia="Courier New" w:cs="Tahoma"/>
+        </w:rPr>
+        <w:t>batchjob/fcsJar/</w:t>
+      </w:r>
+      <w:r>
+        <w:t xml:space="preserve"> (path นับจากราก </w:t>
+      </w:r>
+      <w:r>
+        <w:rPr>
+          <w:rFonts w:ascii="Courier New" w:hAnsi="Courier New" w:eastAsia="Courier New" w:cs="Tahoma"/>
+        </w:rPr>
+        <w:t>sbp-prototype/</w:t>
+      </w:r>
+      <w:r>
+        <w:t>). Use these ranges to preserve business behavior while implementing the target Node job.</w:t>
       </w:r>
     </w:p>
     <w:p>
@@ -9641,7 +9659,178 @@
                 <w:rFonts w:ascii="Arial" w:hAnsi="Arial" w:eastAsia="Arial" w:cs="Tahoma"/>
                 <w:sz w:val="18"/>
               </w:rPr>
-              <w:t>sgi_fgi_impact_processes แถวใหม่ (last_compensate_seq · last_compensate_seq_no=1 · flag_action · datasource)</w:t>
+              <w:t xml:space="preserve">🔴 </w:t>
+            </w:r>
+            <w:r>
+              <w:rPr>
+                <w:rFonts w:ascii="Arial" w:hAnsi="Arial" w:eastAsia="Arial" w:cs="Tahoma"/>
+                <w:b/>
+                <w:sz w:val="18"/>
+              </w:rPr>
+              <w:t>ในโครงใหม่เป็น UPDATE ไม่ใช่ INSERT</w:t>
+            </w:r>
+            <w:r>
+              <w:rPr>
+                <w:rFonts w:ascii="Arial" w:hAnsi="Arial" w:eastAsia="Arial" w:cs="Tahoma"/>
+                <w:sz w:val="18"/>
+              </w:rPr>
+              <w:t xml:space="preserve"> — </w:t>
+            </w:r>
+            <w:r>
+              <w:rPr>
+                <w:rFonts w:ascii="Courier New" w:hAnsi="Courier New" w:eastAsia="Courier New" w:cs="Tahoma"/>
+                <w:sz w:val="18"/>
+              </w:rPr>
+              <w:t>sgi_fgi_impact_processes</w:t>
+            </w:r>
+            <w:r>
+              <w:rPr>
+                <w:rFonts w:ascii="Arial" w:hAnsi="Arial" w:eastAsia="Arial" w:cs="Tahoma"/>
+                <w:sz w:val="18"/>
+              </w:rPr>
+              <w:t xml:space="preserve"> ถูก </w:t>
+            </w:r>
+            <w:r>
+              <w:rPr>
+                <w:rFonts w:ascii="Arial" w:hAnsi="Arial" w:eastAsia="Arial" w:cs="Tahoma"/>
+                <w:b/>
+                <w:sz w:val="18"/>
+              </w:rPr>
+              <w:t>Job 2 สร้างไว้แล้ว</w:t>
+            </w:r>
+            <w:r>
+              <w:rPr>
+                <w:rFonts w:ascii="Arial" w:hAnsi="Arial" w:eastAsia="Arial" w:cs="Tahoma"/>
+                <w:sz w:val="18"/>
+              </w:rPr>
+              <w:t xml:space="preserve"> ตอนนำเข้า (</w:t>
+            </w:r>
+            <w:r>
+              <w:rPr>
+                <w:rFonts w:ascii="Courier New" w:hAnsi="Courier New" w:eastAsia="Courier New" w:cs="Tahoma"/>
+                <w:sz w:val="18"/>
+              </w:rPr>
+              <w:t>UNIQUE (impacted_store_code, impact_month)</w:t>
+            </w:r>
+            <w:r>
+              <w:rPr>
+                <w:rFonts w:ascii="Arial" w:hAnsi="Arial" w:eastAsia="Arial" w:cs="Tahoma"/>
+                <w:sz w:val="18"/>
+              </w:rPr>
+              <w:t xml:space="preserve">) Job 6 จึงต้อง </w:t>
+            </w:r>
+            <w:r>
+              <w:rPr>
+                <w:rFonts w:ascii="Courier New" w:hAnsi="Courier New" w:eastAsia="Courier New" w:cs="Tahoma"/>
+                <w:sz w:val="18"/>
+              </w:rPr>
+              <w:t>UPDATE ... SET flag_action = 'Y'</w:t>
+            </w:r>
+            <w:r>
+              <w:rPr>
+                <w:rFonts w:ascii="Arial" w:hAnsi="Arial" w:eastAsia="Arial" w:cs="Tahoma"/>
+                <w:sz w:val="18"/>
+              </w:rPr>
+              <w:t xml:space="preserve"> (จาก </w:t>
+            </w:r>
+            <w:r>
+              <w:rPr>
+                <w:rFonts w:ascii="Courier New" w:hAnsi="Courier New" w:eastAsia="Courier New" w:cs="Tahoma"/>
+                <w:sz w:val="18"/>
+              </w:rPr>
+              <w:t>'N'</w:t>
+            </w:r>
+            <w:r>
+              <w:rPr>
+                <w:rFonts w:ascii="Arial" w:hAnsi="Arial" w:eastAsia="Arial" w:cs="Tahoma"/>
+                <w:sz w:val="18"/>
+              </w:rPr>
+              <w:t xml:space="preserve"> ที่ Job 2 ใส่) · </w:t>
+            </w:r>
+            <w:r>
+              <w:rPr>
+                <w:rFonts w:ascii="Courier New" w:hAnsi="Courier New" w:eastAsia="Courier New" w:cs="Tahoma"/>
+                <w:sz w:val="18"/>
+              </w:rPr>
+              <w:t>last_compensate_seq = MAX+1</w:t>
+            </w:r>
+            <w:r>
+              <w:rPr>
+                <w:rFonts w:ascii="Arial" w:hAnsi="Arial" w:eastAsia="Arial" w:cs="Tahoma"/>
+                <w:sz w:val="18"/>
+              </w:rPr>
+              <w:t xml:space="preserve"> · </w:t>
+            </w:r>
+            <w:r>
+              <w:rPr>
+                <w:rFonts w:ascii="Courier New" w:hAnsi="Courier New" w:eastAsia="Courier New" w:cs="Tahoma"/>
+                <w:sz w:val="18"/>
+              </w:rPr>
+              <w:t>last_compensate_seq_no = 1</w:t>
+            </w:r>
+            <w:r>
+              <w:rPr>
+                <w:rFonts w:ascii="Arial" w:hAnsi="Arial" w:eastAsia="Arial" w:cs="Tahoma"/>
+                <w:sz w:val="18"/>
+              </w:rPr>
+              <w:t xml:space="preserve"> · </w:t>
+            </w:r>
+            <w:r>
+              <w:rPr>
+                <w:rFonts w:ascii="Courier New" w:hAnsi="Courier New" w:eastAsia="Courier New" w:cs="Tahoma"/>
+                <w:sz w:val="18"/>
+              </w:rPr>
+              <w:t>start/end_compensate_*</w:t>
+            </w:r>
+            <w:r>
+              <w:rPr>
+                <w:rFonts w:ascii="Arial" w:hAnsi="Arial" w:eastAsia="Arial" w:cs="Tahoma"/>
+                <w:sz w:val="18"/>
+              </w:rPr>
+              <w:t xml:space="preserve"> · และเลื่อน </w:t>
+            </w:r>
+            <w:r>
+              <w:rPr>
+                <w:rFonts w:ascii="Courier New" w:hAnsi="Courier New" w:eastAsia="Courier New" w:cs="Tahoma"/>
+                <w:sz w:val="18"/>
+              </w:rPr>
+              <w:t>process_status</w:t>
+            </w:r>
+            <w:r>
+              <w:rPr>
+                <w:rFonts w:ascii="Arial" w:hAnsi="Arial" w:eastAsia="Arial" w:cs="Tahoma"/>
+                <w:sz w:val="18"/>
+              </w:rPr>
+              <w:t xml:space="preserve"> เป็น </w:t>
+            </w:r>
+            <w:r>
+              <w:rPr>
+                <w:rFonts w:ascii="Courier New" w:hAnsi="Courier New" w:eastAsia="Courier New" w:cs="Tahoma"/>
+                <w:sz w:val="18"/>
+              </w:rPr>
+              <w:t>READY_DOCUMENT</w:t>
+            </w:r>
+            <w:r>
+              <w:rPr>
+                <w:rFonts w:ascii="Arial" w:hAnsi="Arial" w:eastAsia="Arial" w:cs="Tahoma"/>
+                <w:sz w:val="18"/>
+              </w:rPr>
+              <w:t xml:space="preserve"> — </w:t>
+            </w:r>
+            <w:r>
+              <w:rPr>
+                <w:rFonts w:ascii="Arial" w:hAnsi="Arial" w:eastAsia="Arial" w:cs="Tahoma"/>
+                <w:b/>
+                <w:sz w:val="18"/>
+              </w:rPr>
+              <w:t>insert ซ้ำจะชนคีย์</w:t>
+            </w:r>
+            <w:r>
+              <w:rPr>
+                <w:rFonts w:ascii="Arial" w:hAnsi="Arial" w:eastAsia="Arial" w:cs="Tahoma"/>
+                <w:sz w:val="18"/>
+              </w:rPr>
+              <w:t xml:space="preserve"> (มติ 2026-09-13 · DECISIONS 2.38)</w:t>
             </w:r>
           </w:p>
         </w:tc>
@@ -12061,7 +12250,7 @@
                 <w:b/>
                 <w:sz w:val="18"/>
               </w:rPr>
-              <w:t>เพิ่ม `case 'sgi-job-6-export-impact-store-to-fs':`</w:t>
+              <w:t>เพิ่ม `case 'sgi-export-impact-store-to-fs':`</w:t>
             </w:r>
             <w:r>
               <w:rPr>
@@ -12278,7 +12467,7 @@
         <w:pageBreakBefore w:val="0"/>
       </w:pPr>
       <w:r>
-        <w:t>การลงทะเบียนใน `src/main.ts` (job `sgi-job-6-export-impact-store-to-fs`)</w:t>
+        <w:t>การลงทะเบียนใน `src/main.ts` (job `sgi-export-impact-store-to-fs`)</w:t>
       </w:r>
     </w:p>
     <w:p>
@@ -12293,7 +12482,7 @@
         </w:rPr>
         <w:t>// src/main.ts — เพิ่มเคสนี้ในสวิตช์เดิม (เรียงต่อจาก job ของ SGI ตัวก่อนหน้า)</w:t>
         <w:br/>
-        <w:t xml:space="preserve">      case 'sgi-job-6-export-impact-store-to-fs': {</w:t>
+        <w:t xml:space="preserve">      case 'sgi-export-impact-store-to-fs': {</w:t>
         <w:br/>
         <w:t xml:space="preserve">        const { ExportImpactStoreToFsService } = await import('./modules/sgi/job-6-export-impact-store-to-fs.service');</w:t>
         <w:br/>
@@ -12320,7 +12509,7 @@
         <w:rPr>
           <w:rFonts w:ascii="Courier New" w:hAnsi="Courier New" w:eastAsia="Courier New" w:cs="Tahoma"/>
         </w:rPr>
-        <w:t>StatementService.logInterfest('sgi-job-6-export-impact-store-to-fs', input)</w:t>
+        <w:t>StatementService.logInterfest('sgi-export-impact-store-to-fs', input)</w:t>
       </w:r>
       <w:r>
         <w:t xml:space="preserve"> ให้อยู่แล้วก่อนเข้าสวิตช์ → </w:t>
@@ -12470,10 +12659,6 @@
         <w:br/>
         <w:t xml:space="preserve">  cron: string;</w:t>
         <w:br/>
-        <w:t xml:space="preserve">  /** กำหนดการรัน (Cron) — ทุกวัน 17:00 */</w:t>
-        <w:br/>
-        <w:t xml:space="preserve">  cron: string;</w:t>
-        <w:br/>
         <w:t xml:space="preserve">  /** dateStartInitToSTA — วันของเดือนที่เริ่มปล่อยสถานะ I, C */</w:t>
         <w:br/>
         <w:t xml:space="preserve">  dateStartInitToSta: number;</w:t>
@@ -12524,8 +12709,6 @@
         <w:t xml:space="preserve">  enabled = (process.env.SGI_JOB6_ENABLED ?? 'true') === 'true';</w:t>
         <w:br/>
         <w:t xml:space="preserve">  cron = process.env.SGI_JOB6_CRON ?? '0 17 * * *';</w:t>
-        <w:br/>
-        <w:t xml:space="preserve">  cron = process.env.SGI_JOB6_CRON ?? '0 17 * * *'; // TODO: แก้ผ่าน env/config file แล้ว deploy</w:t>
         <w:br/>
         <w:t xml:space="preserve">  dateStartInitToSta = Number(process.env.SGI_JOB6_DATE_START_INIT_TO_STA ?? 7); // TODO: แก้ผ่าน env/config file แล้ว deploy</w:t>
         <w:br/>
@@ -14164,7 +14347,7 @@
                 <w:rFonts w:ascii="Arial" w:hAnsi="Arial" w:eastAsia="Arial" w:cs="Tahoma"/>
                 <w:sz w:val="18"/>
               </w:rPr>
-              <w:t>[err] คง outbox เป็น READY/FAILED_RETRY ให้ dispatcher ส่งซ้ำ — ไม่ rollback การ sync</w:t>
+              <w:t>[บันทึกผลแล้วไป record ถัดไป] คง outbox เป็น READY/FAILED_RETRY ให้ dispatcher ส่งซ้ำ — ไม่ rollback การ sync</w:t>
             </w:r>
           </w:p>
         </w:tc>
@@ -14478,7 +14661,9 @@
         <w:br/>
         <w:t xml:space="preserve">    const startedAt = Date.now();</w:t>
         <w:br/>
-        <w:t xml:space="preserve">    // TODO: state ถือ counter (read/written/skipped/rejected) และค่าจาก job6Config</w:t>
+        <w:t xml:space="preserve">    // TODO: state ถือ candidates ที่อ่านมา + counter (read/written/skipped/rejected/marked)</w:t>
+        <w:br/>
+        <w:t xml:space="preserve">    //       และค่าจาก job6Config — ทุก counter ต้องถูกอัปเดตจาก record จริง ไม่ใช่ค่าคงที่</w:t>
         <w:br/>
         <w:t xml:space="preserve">    const state = this.service.createState(ctx);</w:t>
         <w:br/>
@@ -14538,15 +14723,33 @@
         <w:br/>
         <w:t xml:space="preserve">      await this.service.step08Publish(state);</w:t>
         <w:br/>
+        <w:t xml:space="preserve">      // TODO: candidate มาจากขั้นอ่านข้อมูลด้านบน — ลูปนี้จำเป็นเพราะมี branch ระดับ record</w:t>
+        <w:br/>
+        <w:t xml:space="preserve">      //       (ขั้นที่ตัดสินรายแถวจะ `continue`/`return` ออกจากรอบของ record นั้น)</w:t>
+        <w:br/>
+        <w:t xml:space="preserve">      //       เยื้องบรรทัดในลูปให้เรียบร้อยตอนคัดลอกเข้าโปรเจกต์จริง</w:t>
+        <w:br/>
+        <w:t xml:space="preserve">      for (const record of state.candidates) {</w:t>
+        <w:br/>
         <w:t xml:space="preserve">      // ขั้นที่ 9 (decision): ได้ publisher confirm? · TODO: เลี่ยง dual-write: การ sync สถานะกับการส่ง message แยก commit กัน · ส่งซ้ำได้เพราะ STA กันซ้ำด้วย message_id</w:t>
         <w:br/>
         <w:t xml:space="preserve">      const ok09 = await this.service.check09Publish(state);</w:t>
         <w:br/>
-        <w:t xml:space="preserve">      if (!ok09) throw new JobFailedError('JOB6_STEP09', 'คง outbox เป็น READY/FAILED_RETRY ให้ dispatcher ส่งซ้ำ — ไม่ rollback การ sync');</w:t>
+        <w:t xml:space="preserve">      if (!ok09) { // NO → คง outbox เป็น READY/FAILED_RETRY ให้ dispatcher ส่งซ้ำ — ไม่ rollback การ sync</w:t>
+        <w:br/>
+        <w:t xml:space="preserve">        await this.service.mark09(state);</w:t>
+        <w:br/>
+        <w:t xml:space="preserve">        state.marked += 1;</w:t>
+        <w:br/>
+        <w:t xml:space="preserve">        continue; // ไป record ถัดไป — ไม่ใช่ error ของทั้ง job</w:t>
+        <w:br/>
+        <w:t xml:space="preserve">      }</w:t>
         <w:br/>
         <w:t xml:space="preserve">      // ขั้นที่ 10: update outbox: outbox_status READY → PUBLISHED → CONFIRMED (บันทึก sent_at) · TODO: CONFIRMED ตั้งได้เฉพาะเมื่อได้ publisher confirm จาก broker · Job 10 เฝ้าแถวที่ยังไม่ CONFIRMED ≥ 1 วัน</w:t>
         <w:br/>
         <w:t xml:space="preserve">      await this.service.step10Publish(state);</w:t>
+        <w:br/>
+        <w:t xml:space="preserve">      }</w:t>
         <w:br/>
         <w:t xml:space="preserve">      return this.summarize(state, 'SUCCESS', startedAt);</w:t>
         <w:br/>
@@ -14655,7 +14858,13 @@
         <w:t xml:space="preserve">  constructor(@Inject('DATA_SOURCE') private readonly dataSource: DataSource) {}</w:t>
         <w:br/>
         <w:br/>
-        <w:t xml:space="preserve">  async runExclusive&lt;T&gt;(jobNo: string, fn: () =&gt; Promise&lt;T&gt;): Promise&lt;T | { status: 'SKIPPED_LOCKED' }&gt; {</w:t>
+        <w:t xml:space="preserve">  // period = งวดที่รอบนี้ทำงาน ('YYYY-MM') — เป็นส่วนหนึ่งของคีย์ล็อก ไม่ใช่แค่หมายเลข job</w:t>
+        <w:br/>
+        <w:t xml:space="preserve">  // (เจอจริง 2026-09-09: ล็อกด้วย jobNo อย่างเดียว = คนละงวดก็รันพร้อมกันไม่ได้</w:t>
+        <w:br/>
+        <w:t xml:space="preserve">  //  ทั้งที่เอกสารระบุว่าคนละงวดต้องรันขนานกันได้ · ส่ง period = null ถ้าต้องการล็อกทั้ง job)</w:t>
+        <w:br/>
+        <w:t xml:space="preserve">  async runExclusive&lt;T&gt;(jobNo: string, period: string | null, fn: () =&gt; Promise&lt;T&gt;): Promise&lt;T | { status: 'SKIPPED_LOCKED' }&gt; {</w:t>
         <w:br/>
         <w:t xml:space="preserve">    // TODO: ต้องใช้ QueryRunner (connection เดียวบน master) — dataSource.query() ของโปรเจกต์นี้</w:t>
         <w:br/>
@@ -14665,7 +14874,19 @@
         <w:br/>
         <w:t xml:space="preserve">    await runner.connect();</w:t>
         <w:br/>
-        <w:t xml:space="preserve">    const objectId = JOB_LOCK_KEYS[jobNo];</w:t>
+        <w:t xml:space="preserve">    // pg_try_advisory_lock(int4, int4) — objectId ต้องอยู่ในช่วง int4</w:t>
+        <w:br/>
+        <w:t xml:space="preserve">    //   ล็อกทั้ง job : objectId = JOB_LOCK_KEYS[jobNo]</w:t>
+        <w:br/>
+        <w:t xml:space="preserve">    //   ล็อกรายงวด  : ผสมงวดเข้าไปด้วย hashtext() แล้วบีบให้อยู่ในช่วงที่ปลอดภัย</w:t>
+        <w:br/>
+        <w:t xml:space="preserve">    const baseId = JOB_LOCK_KEYS[jobNo];</w:t>
+        <w:br/>
+        <w:t xml:space="preserve">    const objectId = period === null ? baseId</w:t>
+        <w:br/>
+        <w:t xml:space="preserve">      : (await runner.query('SELECT (hashtext($1) &amp; 2147483647) % 1000000 + $2 * 1000000 AS id',</w:t>
+        <w:br/>
+        <w:t xml:space="preserve">                            [period, baseId]))[0].id;</w:t>
         <w:br/>
         <w:t xml:space="preserve">    try {</w:t>
         <w:br/>
@@ -14681,7 +14902,7 @@
         <w:br/>
         <w:t xml:space="preserve">        // TODO: รอบนี้ข้ามไปเฉย ๆ ไม่ถือเป็น error และไม่ต้องส่งอีเมล</w:t>
         <w:br/>
-        <w:t xml:space="preserve">        this.logger.warn(JSON.stringify({ event: 'job.skipped.locked', jobNo }));</w:t>
+        <w:t xml:space="preserve">        this.logger.warn(JSON.stringify({ event: 'job.skipped.locked', jobNo, period }));</w:t>
         <w:br/>
         <w:t xml:space="preserve">        return { status: 'SKIPPED_LOCKED' };</w:t>
         <w:br/>
@@ -15620,7 +15841,7 @@
         <w:br/>
         <w:t xml:space="preserve">       updated_at = NOW(), updated_by = 'JOB6'</w:t>
         <w:br/>
-        <w:t xml:space="preserve"> WHERE /* id ที่ล็อกไว้จาก SELECT ... FOR UPDATE ข้างบน */ id = ANY($1);</w:t>
+        <w:t xml:space="preserve"> WHERE /* คีย์ที่ล็อกไว้จาก SELECT ... FOR UPDATE ข้างบน */ id = ANY($1);</w:t>
         <w:br/>
         <w:br/>
         <w:t>-- [R/W] sgi_fgi_impact_stores : สถานะค่าชดเชย I/C/A/N/S/Z และข้อมูลร้าน/ผู้อนุมัติ/ค่าชดเชยร้านใหม่</w:t>
@@ -15642,7 +15863,7 @@
         <w:br/>
         <w:t xml:space="preserve">       updated_at = NOW(), updated_by = 'JOB6'</w:t>
         <w:br/>
-        <w:t xml:space="preserve"> WHERE /* id ที่ล็อกไว้จาก SELECT ... FOR UPDATE ข้างบน */ id = ANY($1);</w:t>
+        <w:t xml:space="preserve"> WHERE /* คีย์ที่ล็อกไว้จาก SELECT ... FOR UPDATE ข้างบน */ id = ANY($1);</w:t>
         <w:br/>
         <w:br/>
         <w:t>-- [R] fcs_qssi_score : ตรวจความครบคะแนน 6 หมวด — อ่านอย่างเดียว ระบบ SBP เดิมเป็นคนนำเข้า (คอลัมน์จริง: store_id · category · month · year · score)</w:t>
@@ -15884,13 +16105,34 @@
         <w:keepLines/>
       </w:pPr>
       <w:r>
-        <w:t xml:space="preserve">สั่งรันนอกรอบผ่าน CLI/runbook เท่านั้น (ไม่มีหน้าจอและไม่มี Job Admin API): </w:t>
+        <w:t xml:space="preserve">สั่งรันนอกรอบผ่าน CLI/runbook เท่านั้น (ไม่มีหน้าจอและไม่มี Job Admin API) — local: </w:t>
       </w:r>
       <w:r>
         <w:rPr>
           <w:rFonts w:ascii="Courier New" w:hAnsi="Courier New" w:eastAsia="Courier New" w:cs="Tahoma"/>
         </w:rPr>
-        <w:t>node dist/batch/cli.js --job=6 --period=&lt;YYYYMM&gt;</w:t>
+        <w:t>JOB_NAME=sgi-export-impact-store-to-fs INPUT='{"year":2026,"month":6}' npm run start</w:t>
+      </w:r>
+      <w:r>
+        <w:t xml:space="preserve"> · AWS Batch: </w:t>
+      </w:r>
+      <w:r>
+        <w:rPr>
+          <w:rFonts w:ascii="Courier New" w:hAnsi="Courier New" w:eastAsia="Courier New" w:cs="Tahoma"/>
+        </w:rPr>
+        <w:t>node dist/main.js '{"year":2026,"month":6}' sgi-export-impact-store-to-fs</w:t>
+      </w:r>
+      <w:r>
+        <w:t xml:space="preserve"> (quote เดี่ยวครอบ JSON เสมอ) · ตรวจผลด้วย </w:t>
+      </w:r>
+      <w:r>
+        <w:rPr>
+          <w:rFonts w:ascii="Courier New" w:hAnsi="Courier New" w:eastAsia="Courier New" w:cs="Tahoma"/>
+        </w:rPr>
+        <w:t>echo $?</w:t>
+      </w:r>
+      <w:r>
+        <w:t xml:space="preserve"> ต้องเป็น 0 เมื่อสำเร็จ</w:t>
       </w:r>
     </w:p>
     <w:p>

--- a/LLDD/word/Jobs/LLDD-BE-Job-6-ExportImpactStoreToFS.docx
+++ b/LLDD/word/Jobs/LLDD-BE-Job-6-ExportImpactStoreToFS.docx
@@ -7688,7 +7688,36 @@
                 <w:rFonts w:ascii="Arial" w:hAnsi="Arial" w:eastAsia="Arial" w:cs="Tahoma"/>
                 <w:sz w:val="18"/>
               </w:rPr>
-              <w:t xml:space="preserve"> (6 หมวด)</w:t>
+              <w:t xml:space="preserve"> (6 หมวด) → </w:t>
+            </w:r>
+            <w:r>
+              <w:rPr>
+                <w:rFonts w:ascii="Arial" w:hAnsi="Arial" w:eastAsia="Arial" w:cs="Tahoma"/>
+                <w:b/>
+                <w:sz w:val="18"/>
+              </w:rPr>
+              <w:t>8 = Result · 9 = Process · 12 = สินค้าขาด · 1 = บริการ · 10 = Follow up · 16 = สินค้าหมดอายุ</w:t>
+            </w:r>
+            <w:r>
+              <w:rPr>
+                <w:rFonts w:ascii="Arial" w:hAnsi="Arial" w:eastAsia="Arial" w:cs="Tahoma"/>
+                <w:sz w:val="18"/>
+              </w:rPr>
+              <w:t xml:space="preserve"> (ลำดับนี้คือลำดับฟิลด์ 9–14 ของ </w:t>
+            </w:r>
+            <w:r>
+              <w:rPr>
+                <w:rFonts w:ascii="Courier New" w:hAnsi="Courier New" w:eastAsia="Courier New" w:cs="Tahoma"/>
+                <w:sz w:val="18"/>
+              </w:rPr>
+              <w:t>FRBC0001</w:t>
+            </w:r>
+            <w:r>
+              <w:rPr>
+                <w:rFonts w:ascii="Arial" w:hAnsi="Arial" w:eastAsia="Arial" w:cs="Tahoma"/>
+                <w:sz w:val="18"/>
+              </w:rPr>
+              <w:t>)</w:t>
             </w:r>
           </w:p>
         </w:tc>
@@ -7714,6 +7743,93 @@
                 <w:sz w:val="18"/>
               </w:rPr>
               <w:t>ApplicationResources.properties</w:t>
+            </w:r>
+            <w:r>
+              <w:rPr>
+                <w:rFonts w:ascii="Arial" w:hAnsi="Arial" w:eastAsia="Arial" w:cs="Tahoma"/>
+                <w:sz w:val="18"/>
+              </w:rPr>
+              <w:t xml:space="preserve"> · </w:t>
+            </w:r>
+            <w:r>
+              <w:rPr>
+                <w:rFonts w:ascii="Arial" w:hAnsi="Arial" w:eastAsia="Arial" w:cs="Tahoma"/>
+                <w:b/>
+                <w:sz w:val="18"/>
+              </w:rPr>
+              <w:t>ชื่อหมวดถอดได้ 2026-09-16</w:t>
+            </w:r>
+            <w:r>
+              <w:rPr>
+                <w:rFonts w:ascii="Arial" w:hAnsi="Arial" w:eastAsia="Arial" w:cs="Tahoma"/>
+                <w:sz w:val="18"/>
+              </w:rPr>
+              <w:t xml:space="preserve"> จากรายงาน </w:t>
+            </w:r>
+            <w:r>
+              <w:rPr>
+                <w:rFonts w:ascii="Courier New" w:hAnsi="Courier New" w:eastAsia="Courier New" w:cs="Tahoma"/>
+                <w:sz w:val="18"/>
+              </w:rPr>
+              <w:t>RT040035</w:t>
+            </w:r>
+            <w:r>
+              <w:rPr>
+                <w:rFonts w:ascii="Arial" w:hAnsi="Arial" w:eastAsia="Arial" w:cs="Tahoma"/>
+                <w:sz w:val="18"/>
+              </w:rPr>
+              <w:t xml:space="preserve"> ของ STA เทียบกับไฟล์ </w:t>
+            </w:r>
+            <w:r>
+              <w:rPr>
+                <w:rFonts w:ascii="Courier New" w:hAnsi="Courier New" w:eastAsia="Courier New" w:cs="Tahoma"/>
+                <w:sz w:val="18"/>
+              </w:rPr>
+              <w:t>FRBC0001</w:t>
+            </w:r>
+            <w:r>
+              <w:rPr>
+                <w:rFonts w:ascii="Arial" w:hAnsi="Arial" w:eastAsia="Arial" w:cs="Tahoma"/>
+                <w:sz w:val="18"/>
+              </w:rPr>
+              <w:t xml:space="preserve"> จริงร้านเดียวกันงวดเดียวกัน (ตรงทุกค่า ยืนยัน 3 ร้าน) — ดู </w:t>
+            </w:r>
+            <w:r>
+              <w:rPr>
+                <w:rFonts w:ascii="Courier New" w:hAnsi="Courier New" w:eastAsia="Courier New" w:cs="Tahoma"/>
+                <w:sz w:val="18"/>
+              </w:rPr>
+              <w:t>IAS STA interface files</w:t>
+            </w:r>
+            <w:r>
+              <w:rPr>
+                <w:rFonts w:ascii="Arial" w:hAnsi="Arial" w:eastAsia="Arial" w:cs="Tahoma"/>
+                <w:sz w:val="18"/>
+              </w:rPr>
+              <w:t xml:space="preserve"> · ⚠️ </w:t>
+            </w:r>
+            <w:r>
+              <w:rPr>
+                <w:rFonts w:ascii="Arial" w:hAnsi="Arial" w:eastAsia="Arial" w:cs="Tahoma"/>
+                <w:b/>
+                <w:sz w:val="18"/>
+              </w:rPr>
+              <w:t>เปอร์เซ็นต์หักคำนวณที่ STA ไม่ใช่ที่ SGI</w:t>
+            </w:r>
+            <w:r>
+              <w:rPr>
+                <w:rFonts w:ascii="Arial" w:hAnsi="Arial" w:eastAsia="Arial" w:cs="Tahoma"/>
+                <w:sz w:val="18"/>
+              </w:rPr>
+              <w:t xml:space="preserve"> SGI ส่งแค่คะแนนดิบ · หมวด Follow up </w:t>
+            </w:r>
+            <w:r>
+              <w:rPr>
+                <w:rFonts w:ascii="Arial" w:hAnsi="Arial" w:eastAsia="Arial" w:cs="Tahoma"/>
+                <w:b/>
+                <w:sz w:val="18"/>
+              </w:rPr>
+              <w:t>ติดลบได้</w:t>
             </w:r>
           </w:p>
         </w:tc>
